--- a/applications/letters/31_Will_McGowan_CoverLetter_OxfordEconomics.docx
+++ b/applications/letters/31_Will_McGowan_CoverLetter_OxfordEconomics.docx
@@ -161,7 +161,7 @@
         <w:rPr>
           <w:b w:val="0"/>
         </w:rPr>
-        <w:t>Consulting appeals to me for the range of problems and the standard of thinking it demands: a recommendation has to be structured, evidenced and clear enough for a client to act on. My dissertation applies the same discipline to a broad question, whether news improves forecasts of European gas volatility, by breaking it into testable parts using mixed-frequency (MIDAS) models and out-of-sample comparisons against benchmarks. In co-founding the Strathclyde Agricapital Society, I built an organisation from launch to 126 members and led weekly sessions on transactions such as Olam Agri's USD 1.24bn stake sale to SALIC.</w:t>
+        <w:t>Consulting appeals to me for the range of problems and the standard of thinking it demands: a recommendation has to be structured, evidenced and clear enough for a client to act on. My dissertation applies the same discipline to a broad question, whether governments that hedge oil for their economies change how their currencies react to OPEC news, by breaking it into three testable predictions for Norway, Russia and Mexico and testing each with event studies and difference-in-differences. In co-founding the Strathclyde Agricapital Society, I built an organisation from launch to 126 members and led weekly sessions on transactions such as Olam Agri's USD 1.24bn stake sale to SALIC.</w:t>
       </w:r>
     </w:p>
     <w:p>
@@ -172,7 +172,7 @@
         <w:rPr>
           <w:b w:val="0"/>
         </w:rPr>
-        <w:t>Oxford Economics stands out to me because its forecasts rest on a globally integrated model and are willing to differ from the consensus; in April 2026 its global macro team put world growth at 2.9% against the IMF's 3.1% and expected Brent crude to average $90 a barrel, around $10 above the IMF's implied assumption. Energy prices are central to my dissertation, and two years of six-month rotations, with the option of a Belfast base where I grew up, make this an unusually strong fit.</w:t>
+        <w:t>Oxford Economics stands out to me because its forecasts rest on a globally integrated model and are willing to differ from the consensus; in April 2026 its global macro team put world growth at 2.9% against the IMF's 3.1% and expected Brent crude to average $90 a barrel, around $10 above the IMF's implied assumption. Oil prices and OPEC decisions are central to my dissertation, and two years of six-month rotations, with the option of a Belfast base where I grew up, make this an unusually strong fit.</w:t>
       </w:r>
     </w:p>
     <w:p>
